--- a/Phần mềm báo bia.docx
+++ b/Phần mềm báo bia.docx
@@ -295,7 +295,13 @@
       </w:r>
       <w:proofErr w:type="gramEnd"/>
       <w:r>
-        <w:t xml:space="preserve"> cách từ chân camera đến chân bia = 80cm</w:t>
+        <w:t xml:space="preserve"> cách từ chân camera đến chân bia = </w:t>
+      </w:r>
+      <w:r>
+        <w:t>1</w:t>
+      </w:r>
+      <w:r>
+        <w:t>m</w:t>
       </w:r>
       <w:r>
         <w:t xml:space="preserve"> (bia số 4 và các bia nhỏ)</w:t>
@@ -315,7 +321,16 @@
       </w:r>
       <w:proofErr w:type="gramEnd"/>
       <w:r>
-        <w:t xml:space="preserve"> số 7 và các bia có chiều cao ngang với than người: camera cách bia từ 1 đến 1.5 mét</w:t>
+        <w:t xml:space="preserve"> số 7 và các bia có chiều cao ngang với than ngườ</w:t>
+      </w:r>
+      <w:r>
+        <w:t>i: camera cách bia 1,</w:t>
+      </w:r>
+      <w:r>
+        <w:t>5</w:t>
+      </w:r>
+      <w:r>
+        <w:t>m</w:t>
       </w:r>
     </w:p>
     <w:p>
@@ -332,7 +347,13 @@
       </w:r>
       <w:proofErr w:type="gramEnd"/>
       <w:r>
-        <w:t xml:space="preserve"> nhìn thẳng vào bia sao cho toàn bộ mục tiêu từ mép trên đến mép dưỡi nằm trong khung ảnh và không có cạnh nào bị che mất</w:t>
+        <w:t xml:space="preserve"> nhìn thẳng vào bia sao cho toàn bộ mục tiêu từ mép trên đến mép dư</w:t>
+      </w:r>
+      <w:r>
+        <w:t>ớ</w:t>
+      </w:r>
+      <w:r>
+        <w:t>i nằm trong khung ảnh và không có cạnh nào bị che mất</w:t>
       </w:r>
     </w:p>
     <w:p>
@@ -638,18 +659,2404 @@
         <w:t xml:space="preserve">: </w:t>
       </w:r>
       <w:r>
-        <w:t>kể từ loạt 2 không đ</w:t>
+        <w:t>kể từ loạt 2 không được bấm lại nút "bắt đầu bắn" nữa</w:t>
+      </w:r>
+    </w:p>
+    <w:p>
+      <w:r>
+        <w:br w:type="page"/>
+      </w:r>
+    </w:p>
+    <w:p>
+      <w:pPr>
+        <w:pStyle w:val="NoSpacing"/>
+      </w:pPr>
+    </w:p>
+    <w:p>
+      <w:pPr>
+        <w:pStyle w:val="NoSpacing"/>
+        <w:rPr>
+          <w:b/>
+        </w:rPr>
+      </w:pPr>
+      <w:r>
+        <w:rPr>
+          <w:b/>
+        </w:rPr>
+        <w:t xml:space="preserve"># CÁCH TIẾP TỤC PHÁT TRIỂN PHẦN MỀM </w:t>
+      </w:r>
+    </w:p>
+    <w:p>
+      <w:pPr>
+        <w:pStyle w:val="NoSpacing"/>
+        <w:rPr>
+          <w:b/>
+        </w:rPr>
+      </w:pPr>
+      <w:r>
+        <w:rPr>
+          <w:b/>
+        </w:rPr>
+        <w:t xml:space="preserve">1. </w:t>
+      </w:r>
+      <w:proofErr w:type="gramStart"/>
+      <w:r>
+        <w:rPr>
+          <w:b/>
+        </w:rPr>
+        <w:t>các</w:t>
+      </w:r>
+      <w:proofErr w:type="gramEnd"/>
+      <w:r>
+        <w:rPr>
+          <w:b/>
+        </w:rPr>
+        <w:t xml:space="preserve"> file:</w:t>
+      </w:r>
+    </w:p>
+    <w:p>
+      <w:pPr>
+        <w:pStyle w:val="NoSpacing"/>
+      </w:pPr>
+      <w:r>
+        <w:rPr>
+          <w:b/>
+        </w:rPr>
+        <w:t>- main.py:</w:t>
+      </w:r>
+      <w:r>
+        <w:t xml:space="preserve"> file chính dùng để gọi các module, các hàm để chạy phần mềm</w:t>
+      </w:r>
+    </w:p>
+    <w:p>
+      <w:pPr>
+        <w:pStyle w:val="NoSpacing"/>
+      </w:pPr>
+      <w:r>
+        <w:rPr>
+          <w:b/>
+        </w:rPr>
+        <w:t>- camera.py:</w:t>
+      </w:r>
+      <w:r>
+        <w:t xml:space="preserve"> gồm các class, hàm để làm việc với camera</w:t>
+      </w:r>
+    </w:p>
+    <w:p>
+      <w:pPr>
+        <w:pStyle w:val="NoSpacing"/>
+      </w:pPr>
+      <w:r>
+        <w:rPr>
+          <w:b/>
+        </w:rPr>
+        <w:t>- image_processing.py:</w:t>
+      </w:r>
+      <w:r>
+        <w:t xml:space="preserve"> gồm các hàm để nhận diện và xử lý hình ả</w:t>
+      </w:r>
+      <w:r>
+        <w:t>nh</w:t>
+      </w:r>
+    </w:p>
+    <w:p>
+      <w:pPr>
+        <w:pStyle w:val="NoSpacing"/>
+      </w:pPr>
+      <w:r>
+        <w:t xml:space="preserve">- </w:t>
+      </w:r>
+      <w:r>
+        <w:rPr>
+          <w:b/>
+        </w:rPr>
+        <w:t>detect_bullet_hole.py</w:t>
+      </w:r>
+      <w:r>
+        <w:t xml:space="preserve">: gồm các hàm để nhận diện </w:t>
+      </w:r>
+      <w:r>
+        <w:t>lỗ đạn</w:t>
+      </w:r>
+      <w:r>
+        <w:t xml:space="preserve"> </w:t>
+      </w:r>
+    </w:p>
+    <w:p>
+      <w:pPr>
+        <w:pStyle w:val="NoSpacing"/>
+      </w:pPr>
+    </w:p>
+    <w:p>
+      <w:pPr>
+        <w:pStyle w:val="NoSpacing"/>
+        <w:rPr>
+          <w:b/>
+        </w:rPr>
+      </w:pPr>
+      <w:proofErr w:type="gramStart"/>
+      <w:r>
+        <w:rPr>
+          <w:b/>
+        </w:rPr>
+        <w:t># 2.</w:t>
+      </w:r>
+      <w:proofErr w:type="gramEnd"/>
+      <w:r>
+        <w:rPr>
+          <w:b/>
+        </w:rPr>
+        <w:t xml:space="preserve"> </w:t>
+      </w:r>
+      <w:proofErr w:type="gramStart"/>
+      <w:r>
+        <w:rPr>
+          <w:b/>
+        </w:rPr>
+        <w:t>các</w:t>
+      </w:r>
+      <w:proofErr w:type="gramEnd"/>
+      <w:r>
+        <w:rPr>
+          <w:b/>
+        </w:rPr>
+        <w:t xml:space="preserve"> hàm:</w:t>
+      </w:r>
+    </w:p>
+    <w:p>
+      <w:pPr>
+        <w:pStyle w:val="NoSpacing"/>
+      </w:pPr>
+      <w:r>
+        <w:t># I. main.py:</w:t>
+      </w:r>
+    </w:p>
+    <w:p>
+      <w:pPr>
+        <w:pStyle w:val="NoSpacing"/>
+      </w:pPr>
+      <w:r>
+        <w:t>1. update_</w:t>
+      </w:r>
+      <w:proofErr w:type="gramStart"/>
+      <w:r>
+        <w:t>variables()</w:t>
+      </w:r>
+      <w:proofErr w:type="gramEnd"/>
+    </w:p>
+    <w:p>
+      <w:pPr>
+        <w:pStyle w:val="NoSpacing"/>
+      </w:pPr>
+      <w:proofErr w:type="gramStart"/>
+      <w:r>
+        <w:t xml:space="preserve">Hàm này cập nhật các giá trị tham số toàn cục từ các thanh trượt (slider) và hiển thị các giá trị đã thay đổi trong </w:t>
       </w:r>
       <w:bookmarkStart w:id="0" w:name="_GoBack"/>
       <w:bookmarkEnd w:id="0"/>
       <w:r>
-        <w:t>ược bấm lại nút "bắt đầu bắn" nữa</w:t>
-      </w:r>
-    </w:p>
-    <w:p>
-      <w:pPr>
-        <w:pStyle w:val="NoSpacing"/>
-      </w:pPr>
+        <w:t>giao diện người dùng.</w:t>
+      </w:r>
+      <w:proofErr w:type="gramEnd"/>
+    </w:p>
+    <w:p>
+      <w:pPr>
+        <w:pStyle w:val="NoSpacing"/>
+      </w:pPr>
+      <w:r>
+        <w:t>Các bước hoạt động:</w:t>
+      </w:r>
+    </w:p>
+    <w:p>
+      <w:pPr>
+        <w:pStyle w:val="NoSpacing"/>
+      </w:pPr>
+      <w:proofErr w:type="gramStart"/>
+      <w:r>
+        <w:t>Lấy giá trị từ các thanh trượt tương ứng với các tham số như giá trị làm mờ, ngưỡng thích ứng, ngưỡng nhị phân, v.v.</w:t>
+      </w:r>
+      <w:proofErr w:type="gramEnd"/>
+    </w:p>
+    <w:p>
+      <w:pPr>
+        <w:pStyle w:val="NoSpacing"/>
+      </w:pPr>
+      <w:proofErr w:type="gramStart"/>
+      <w:r>
+        <w:t>Cập nhật thông tin này vào nhãn result_label để hiển thị các giá trị đã thay đổi.</w:t>
+      </w:r>
+      <w:proofErr w:type="gramEnd"/>
+    </w:p>
+    <w:p>
+      <w:pPr>
+        <w:pStyle w:val="NoSpacing"/>
+      </w:pPr>
+    </w:p>
+    <w:p>
+      <w:pPr>
+        <w:pStyle w:val="NoSpacing"/>
+      </w:pPr>
+      <w:r>
+        <w:t>2. open_variable_</w:t>
+      </w:r>
+      <w:proofErr w:type="gramStart"/>
+      <w:r>
+        <w:t>editor()</w:t>
+      </w:r>
+      <w:proofErr w:type="gramEnd"/>
+    </w:p>
+    <w:p>
+      <w:pPr>
+        <w:pStyle w:val="NoSpacing"/>
+      </w:pPr>
+      <w:r>
+        <w:t>Hàm này mở một cửa sổ con mới để người dùng có thể chỉnh sửa các tham số toàn cục (như giá trị làm mờ, ngưỡng, v.v.).</w:t>
+      </w:r>
+    </w:p>
+    <w:p>
+      <w:pPr>
+        <w:pStyle w:val="NoSpacing"/>
+      </w:pPr>
+      <w:r>
+        <w:t>Các bước hoạt động:</w:t>
+      </w:r>
+    </w:p>
+    <w:p>
+      <w:pPr>
+        <w:pStyle w:val="NoSpacing"/>
+      </w:pPr>
+      <w:proofErr w:type="gramStart"/>
+      <w:r>
+        <w:t>Tạo cửa sổ mới (Toplevel).</w:t>
+      </w:r>
+      <w:proofErr w:type="gramEnd"/>
+    </w:p>
+    <w:p>
+      <w:pPr>
+        <w:pStyle w:val="NoSpacing"/>
+      </w:pPr>
+      <w:proofErr w:type="gramStart"/>
+      <w:r>
+        <w:t>Thêm các thanh trượt (slider) để người dùng có thể chỉnh sửa các giá trị tham số.</w:t>
+      </w:r>
+      <w:proofErr w:type="gramEnd"/>
+    </w:p>
+    <w:p>
+      <w:pPr>
+        <w:pStyle w:val="NoSpacing"/>
+      </w:pPr>
+      <w:r>
+        <w:t>Khi người dùng bấm nút "Áp dụng", hàm update_</w:t>
+      </w:r>
+      <w:proofErr w:type="gramStart"/>
+      <w:r>
+        <w:t>variables(</w:t>
+      </w:r>
+      <w:proofErr w:type="gramEnd"/>
+      <w:r>
+        <w:t>) sẽ được gọi để cập nhật các tham số.</w:t>
+      </w:r>
+    </w:p>
+    <w:p>
+      <w:pPr>
+        <w:pStyle w:val="NoSpacing"/>
+      </w:pPr>
+    </w:p>
+    <w:p>
+      <w:pPr>
+        <w:pStyle w:val="NoSpacing"/>
+      </w:pPr>
+      <w:r>
+        <w:t>3. detect_cameras_</w:t>
+      </w:r>
+      <w:proofErr w:type="gramStart"/>
+      <w:r>
+        <w:t>thread()</w:t>
+      </w:r>
+      <w:proofErr w:type="gramEnd"/>
+    </w:p>
+    <w:p>
+      <w:pPr>
+        <w:pStyle w:val="NoSpacing"/>
+      </w:pPr>
+      <w:proofErr w:type="gramStart"/>
+      <w:r>
+        <w:t>Hàm này được dùng để phát hiện các camera USB có kết nối với máy tính.</w:t>
+      </w:r>
+      <w:proofErr w:type="gramEnd"/>
+      <w:r>
+        <w:t xml:space="preserve"> </w:t>
+      </w:r>
+      <w:proofErr w:type="gramStart"/>
+      <w:r>
+        <w:t>Hàm này sẽ kiểm tra liên tục các chỉ số camera và nếu phát hiện có camera mới, nó sẽ mở cửa sổ chỉnh sửa camera cho người dùng.</w:t>
+      </w:r>
+      <w:proofErr w:type="gramEnd"/>
+    </w:p>
+    <w:p>
+      <w:pPr>
+        <w:pStyle w:val="NoSpacing"/>
+      </w:pPr>
+      <w:r>
+        <w:t>Chú thích: Đoạn mã này hiện chưa được triển khai đầy đủ (do phần kiểm tra camera bị chú thích).</w:t>
+      </w:r>
+    </w:p>
+    <w:p>
+      <w:pPr>
+        <w:pStyle w:val="NoSpacing"/>
+      </w:pPr>
+    </w:p>
+    <w:p>
+      <w:pPr>
+        <w:pStyle w:val="NoSpacing"/>
+      </w:pPr>
+      <w:r>
+        <w:t>4. create_camera_</w:t>
+      </w:r>
+      <w:proofErr w:type="gramStart"/>
+      <w:r>
+        <w:t>object(</w:t>
+      </w:r>
+      <w:proofErr w:type="gramEnd"/>
+      <w:r>
+        <w:t>camera_id)</w:t>
+      </w:r>
+    </w:p>
+    <w:p>
+      <w:pPr>
+        <w:pStyle w:val="NoSpacing"/>
+      </w:pPr>
+      <w:proofErr w:type="gramStart"/>
+      <w:r>
+        <w:t>Hàm này sẽ tạo một đối tượng camera mới dựa trên thông tin người dùng nhập vào và lưu nó vào danh sách camera_objects.</w:t>
+      </w:r>
+      <w:proofErr w:type="gramEnd"/>
+    </w:p>
+    <w:p>
+      <w:pPr>
+        <w:pStyle w:val="NoSpacing"/>
+      </w:pPr>
+      <w:r>
+        <w:t>Các bước hoạt động:</w:t>
+      </w:r>
+    </w:p>
+    <w:p>
+      <w:pPr>
+        <w:pStyle w:val="NoSpacing"/>
+      </w:pPr>
+      <w:proofErr w:type="gramStart"/>
+      <w:r>
+        <w:t>Lấy thông tin về mục tiêu (target) và lane (dải bắn) từ các trường nhập liệu.</w:t>
+      </w:r>
+      <w:proofErr w:type="gramEnd"/>
+    </w:p>
+    <w:p>
+      <w:pPr>
+        <w:pStyle w:val="NoSpacing"/>
+      </w:pPr>
+      <w:proofErr w:type="gramStart"/>
+      <w:r>
+        <w:t>Kiểm tra tính hợp lệ của thông tin và tạo đối tượng camera tương ứng.</w:t>
+      </w:r>
+      <w:proofErr w:type="gramEnd"/>
+    </w:p>
+    <w:p>
+      <w:pPr>
+        <w:pStyle w:val="NoSpacing"/>
+      </w:pPr>
+    </w:p>
+    <w:p>
+      <w:pPr>
+        <w:pStyle w:val="NoSpacing"/>
+      </w:pPr>
+      <w:r>
+        <w:lastRenderedPageBreak/>
+        <w:t>5. open_variable_</w:t>
+      </w:r>
+      <w:proofErr w:type="gramStart"/>
+      <w:r>
+        <w:t>editor(</w:t>
+      </w:r>
+      <w:proofErr w:type="gramEnd"/>
+      <w:r>
+        <w:t>camera_id)</w:t>
+      </w:r>
+    </w:p>
+    <w:p>
+      <w:pPr>
+        <w:pStyle w:val="NoSpacing"/>
+      </w:pPr>
+      <w:proofErr w:type="gramStart"/>
+      <w:r>
+        <w:t>Hàm này mở cửa sổ để người dùng có thể nhập thông tin cho camera (như dải bắn và mục tiêu).</w:t>
+      </w:r>
+      <w:proofErr w:type="gramEnd"/>
+    </w:p>
+    <w:p>
+      <w:pPr>
+        <w:pStyle w:val="NoSpacing"/>
+      </w:pPr>
+      <w:r>
+        <w:t>Các bước hoạt động:</w:t>
+      </w:r>
+    </w:p>
+    <w:p>
+      <w:pPr>
+        <w:pStyle w:val="NoSpacing"/>
+      </w:pPr>
+      <w:proofErr w:type="gramStart"/>
+      <w:r>
+        <w:t>Tạo cửa sổ mới (Toplevel) cho phép người dùng nhập thông tin camera.</w:t>
+      </w:r>
+      <w:proofErr w:type="gramEnd"/>
+    </w:p>
+    <w:p>
+      <w:pPr>
+        <w:pStyle w:val="NoSpacing"/>
+      </w:pPr>
+      <w:r>
+        <w:t>Sau khi nhập thông tin, nhấn nút "Áp dụng và Đóng" sẽ gọi hàm create_camera_</w:t>
+      </w:r>
+      <w:proofErr w:type="gramStart"/>
+      <w:r>
+        <w:t>object(</w:t>
+      </w:r>
+      <w:proofErr w:type="gramEnd"/>
+      <w:r>
+        <w:t>camera_id) để tạo camera.</w:t>
+      </w:r>
+    </w:p>
+    <w:p>
+      <w:pPr>
+        <w:pStyle w:val="NoSpacing"/>
+      </w:pPr>
+    </w:p>
+    <w:p>
+      <w:pPr>
+        <w:pStyle w:val="NoSpacing"/>
+      </w:pPr>
+      <w:r>
+        <w:t>6. check_camera_and_open_</w:t>
+      </w:r>
+      <w:proofErr w:type="gramStart"/>
+      <w:r>
+        <w:t>editor()</w:t>
+      </w:r>
+      <w:proofErr w:type="gramEnd"/>
+    </w:p>
+    <w:p>
+      <w:pPr>
+        <w:pStyle w:val="NoSpacing"/>
+      </w:pPr>
+      <w:proofErr w:type="gramStart"/>
+      <w:r>
+        <w:t>Hàm này kiểm tra xem các camera có kết nối hay không.</w:t>
+      </w:r>
+      <w:proofErr w:type="gramEnd"/>
+      <w:r>
+        <w:t xml:space="preserve"> </w:t>
+      </w:r>
+      <w:proofErr w:type="gramStart"/>
+      <w:r>
+        <w:t>Nếu phát hiện camera, nó sẽ mở cửa sổ chỉnh sửa cho camera đó.</w:t>
+      </w:r>
+      <w:proofErr w:type="gramEnd"/>
+    </w:p>
+    <w:p>
+      <w:pPr>
+        <w:pStyle w:val="NoSpacing"/>
+      </w:pPr>
+      <w:r>
+        <w:t>Các bước hoạt động:</w:t>
+      </w:r>
+    </w:p>
+    <w:p>
+      <w:pPr>
+        <w:pStyle w:val="NoSpacing"/>
+      </w:pPr>
+      <w:proofErr w:type="gramStart"/>
+      <w:r>
+        <w:t>Duyệt qua các chỉ số camera và kiểm tra xem camera có được phát hiện không.</w:t>
+      </w:r>
+      <w:proofErr w:type="gramEnd"/>
+    </w:p>
+    <w:p>
+      <w:pPr>
+        <w:pStyle w:val="NoSpacing"/>
+      </w:pPr>
+      <w:proofErr w:type="gramStart"/>
+      <w:r>
+        <w:t>Nếu camera mới được phát hiện, hàm sẽ mở cửa sổ chỉnh sửa camera.</w:t>
+      </w:r>
+      <w:proofErr w:type="gramEnd"/>
+    </w:p>
+    <w:p>
+      <w:pPr>
+        <w:pStyle w:val="NoSpacing"/>
+      </w:pPr>
+    </w:p>
+    <w:p>
+      <w:pPr>
+        <w:pStyle w:val="NoSpacing"/>
+      </w:pPr>
+      <w:r>
+        <w:t>7. show_</w:t>
+      </w:r>
+      <w:proofErr w:type="gramStart"/>
+      <w:r>
+        <w:t>result()</w:t>
+      </w:r>
+      <w:proofErr w:type="gramEnd"/>
+    </w:p>
+    <w:p>
+      <w:pPr>
+        <w:pStyle w:val="NoSpacing"/>
+      </w:pPr>
+      <w:proofErr w:type="gramStart"/>
+      <w:r>
+        <w:t>Hàm này sẽ hiển thị kết quả chụp ảnh từ các làn bắn và các vòng bắn.</w:t>
+      </w:r>
+      <w:proofErr w:type="gramEnd"/>
+    </w:p>
+    <w:p>
+      <w:pPr>
+        <w:pStyle w:val="NoSpacing"/>
+      </w:pPr>
+      <w:r>
+        <w:t>Các bước hoạt động:</w:t>
+      </w:r>
+    </w:p>
+    <w:p>
+      <w:pPr>
+        <w:pStyle w:val="NoSpacing"/>
+      </w:pPr>
+      <w:proofErr w:type="gramStart"/>
+      <w:r>
+        <w:t>Duyệt qua tất cả các làn và vòng bắn.</w:t>
+      </w:r>
+      <w:proofErr w:type="gramEnd"/>
+    </w:p>
+    <w:p>
+      <w:pPr>
+        <w:pStyle w:val="NoSpacing"/>
+      </w:pPr>
+      <w:r>
+        <w:t xml:space="preserve">Tải và hiển thị các ảnh kết quả từ </w:t>
+      </w:r>
+      <w:proofErr w:type="gramStart"/>
+      <w:r>
+        <w:t>thư</w:t>
+      </w:r>
+      <w:proofErr w:type="gramEnd"/>
+      <w:r>
+        <w:t xml:space="preserve"> mục tương ứng.</w:t>
+      </w:r>
+    </w:p>
+    <w:p>
+      <w:pPr>
+        <w:pStyle w:val="NoSpacing"/>
+      </w:pPr>
+    </w:p>
+    <w:p>
+      <w:pPr>
+        <w:pStyle w:val="NoSpacing"/>
+      </w:pPr>
+      <w:r>
+        <w:t>8. start_</w:t>
+      </w:r>
+      <w:proofErr w:type="gramStart"/>
+      <w:r>
+        <w:t>shooting()</w:t>
+      </w:r>
+      <w:proofErr w:type="gramEnd"/>
+    </w:p>
+    <w:p>
+      <w:pPr>
+        <w:pStyle w:val="NoSpacing"/>
+      </w:pPr>
+      <w:r>
+        <w:t xml:space="preserve">Hàm này bắt đầu quá trình chụp ảnh cho các </w:t>
+      </w:r>
+      <w:proofErr w:type="gramStart"/>
+      <w:r>
+        <w:t>bia</w:t>
+      </w:r>
+      <w:proofErr w:type="gramEnd"/>
+      <w:r>
+        <w:t xml:space="preserve"> mục tiêu. Nó tạo các </w:t>
+      </w:r>
+      <w:proofErr w:type="gramStart"/>
+      <w:r>
+        <w:t>thư</w:t>
+      </w:r>
+      <w:proofErr w:type="gramEnd"/>
+      <w:r>
+        <w:t xml:space="preserve"> mục con cho từng làn bắn và sau đó gọi hàm chụp ảnh.</w:t>
+      </w:r>
+    </w:p>
+    <w:p>
+      <w:pPr>
+        <w:pStyle w:val="NoSpacing"/>
+      </w:pPr>
+      <w:r>
+        <w:t>Các bước hoạt động:</w:t>
+      </w:r>
+    </w:p>
+    <w:p>
+      <w:pPr>
+        <w:pStyle w:val="NoSpacing"/>
+      </w:pPr>
+      <w:r>
+        <w:t xml:space="preserve">Tạo các </w:t>
+      </w:r>
+      <w:proofErr w:type="gramStart"/>
+      <w:r>
+        <w:t>thư</w:t>
+      </w:r>
+      <w:proofErr w:type="gramEnd"/>
+      <w:r>
+        <w:t xml:space="preserve"> mục chứa ảnh cho mỗi làn bắn.</w:t>
+      </w:r>
+    </w:p>
+    <w:p>
+      <w:pPr>
+        <w:pStyle w:val="NoSpacing"/>
+      </w:pPr>
+      <w:r>
+        <w:t>Bắt đầu quá trình chụp ảnh bằng cách gọi phương thức parallel_</w:t>
+      </w:r>
+      <w:proofErr w:type="gramStart"/>
+      <w:r>
+        <w:t>capture(</w:t>
+      </w:r>
+      <w:proofErr w:type="gramEnd"/>
+      <w:r>
+        <w:t>).</w:t>
+      </w:r>
+    </w:p>
+    <w:p>
+      <w:pPr>
+        <w:pStyle w:val="NoSpacing"/>
+      </w:pPr>
+    </w:p>
+    <w:p>
+      <w:pPr>
+        <w:pStyle w:val="NoSpacing"/>
+      </w:pPr>
+      <w:r>
+        <w:t>9. add_shooting_</w:t>
+      </w:r>
+      <w:proofErr w:type="gramStart"/>
+      <w:r>
+        <w:t>lane()</w:t>
+      </w:r>
+      <w:proofErr w:type="gramEnd"/>
+    </w:p>
+    <w:p>
+      <w:pPr>
+        <w:pStyle w:val="NoSpacing"/>
+      </w:pPr>
+      <w:proofErr w:type="gramStart"/>
+      <w:r>
+        <w:t>Hàm này thêm một dải bắn mới vào giao diện người dùng (thêm một tab vào Notebook).</w:t>
+      </w:r>
+      <w:proofErr w:type="gramEnd"/>
+    </w:p>
+    <w:p>
+      <w:pPr>
+        <w:pStyle w:val="NoSpacing"/>
+      </w:pPr>
+      <w:r>
+        <w:t>Các bước hoạt động:</w:t>
+      </w:r>
+    </w:p>
+    <w:p>
+      <w:pPr>
+        <w:pStyle w:val="NoSpacing"/>
+      </w:pPr>
+      <w:r>
+        <w:t>Tăng số lượng dải bắn (num_lane).</w:t>
+      </w:r>
+    </w:p>
+    <w:p>
+      <w:pPr>
+        <w:pStyle w:val="NoSpacing"/>
+      </w:pPr>
+      <w:proofErr w:type="gramStart"/>
+      <w:r>
+        <w:t>Thêm một tab mới cho dải bắn vào notebook.</w:t>
+      </w:r>
+      <w:proofErr w:type="gramEnd"/>
+    </w:p>
+    <w:p>
+      <w:pPr>
+        <w:pStyle w:val="NoSpacing"/>
+      </w:pPr>
+    </w:p>
+    <w:p>
+      <w:pPr>
+        <w:pStyle w:val="NoSpacing"/>
+      </w:pPr>
+      <w:r>
+        <w:t>10. add_shooting_</w:t>
+      </w:r>
+      <w:proofErr w:type="gramStart"/>
+      <w:r>
+        <w:t>turn()</w:t>
+      </w:r>
+      <w:proofErr w:type="gramEnd"/>
+    </w:p>
+    <w:p>
+      <w:pPr>
+        <w:pStyle w:val="NoSpacing"/>
+      </w:pPr>
+      <w:proofErr w:type="gramStart"/>
+      <w:r>
+        <w:t>Hàm này thêm một loạt bắn mới.</w:t>
+      </w:r>
+      <w:proofErr w:type="gramEnd"/>
+    </w:p>
+    <w:p>
+      <w:pPr>
+        <w:pStyle w:val="NoSpacing"/>
+      </w:pPr>
+      <w:r>
+        <w:t>Các bước hoạt động:</w:t>
+      </w:r>
+    </w:p>
+    <w:p>
+      <w:pPr>
+        <w:pStyle w:val="NoSpacing"/>
+      </w:pPr>
+      <w:r>
+        <w:t>Tăng số loạt bắn (num_turn).</w:t>
+      </w:r>
+    </w:p>
+    <w:p>
+      <w:pPr>
+        <w:pStyle w:val="NoSpacing"/>
+      </w:pPr>
+      <w:proofErr w:type="gramStart"/>
+      <w:r>
+        <w:t>Cập nhật thông báo số loạt bắn đã thêm.</w:t>
+      </w:r>
+      <w:proofErr w:type="gramEnd"/>
+    </w:p>
+    <w:p>
+      <w:pPr>
+        <w:pStyle w:val="NoSpacing"/>
+      </w:pPr>
+    </w:p>
+    <w:p>
+      <w:pPr>
+        <w:pStyle w:val="NoSpacing"/>
+      </w:pPr>
+      <w:r>
+        <w:t>11. review_</w:t>
+      </w:r>
+      <w:proofErr w:type="gramStart"/>
+      <w:r>
+        <w:t>result(</w:t>
+      </w:r>
+      <w:proofErr w:type="gramEnd"/>
+      <w:r>
+        <w:t>img, lane, turn, target)</w:t>
+      </w:r>
+    </w:p>
+    <w:p>
+      <w:pPr>
+        <w:pStyle w:val="NoSpacing"/>
+      </w:pPr>
+      <w:proofErr w:type="gramStart"/>
+      <w:r>
+        <w:lastRenderedPageBreak/>
+        <w:t>Hàm này sẽ xử lý và xem xét lại kết quả ảnh sau khi bắn (chưa hoàn thiện, chỉ có cấu trúc hàm).</w:t>
+      </w:r>
+      <w:proofErr w:type="gramEnd"/>
+    </w:p>
+    <w:p>
+      <w:pPr>
+        <w:pStyle w:val="NoSpacing"/>
+      </w:pPr>
+    </w:p>
+    <w:p>
+      <w:pPr>
+        <w:pStyle w:val="NoSpacing"/>
+      </w:pPr>
+      <w:r>
+        <w:t>12. shooting_turn_</w:t>
+      </w:r>
+      <w:proofErr w:type="gramStart"/>
+      <w:r>
+        <w:t>complete()</w:t>
+      </w:r>
+      <w:proofErr w:type="gramEnd"/>
+    </w:p>
+    <w:p>
+      <w:pPr>
+        <w:pStyle w:val="NoSpacing"/>
+      </w:pPr>
+      <w:proofErr w:type="gramStart"/>
+      <w:r>
+        <w:t>Hàm này hoàn tất một vòng bắn và chụp ảnh kết quả.</w:t>
+      </w:r>
+      <w:proofErr w:type="gramEnd"/>
+    </w:p>
+    <w:p>
+      <w:pPr>
+        <w:pStyle w:val="NoSpacing"/>
+      </w:pPr>
+      <w:r>
+        <w:t>Các bước hoạt động:</w:t>
+      </w:r>
+    </w:p>
+    <w:p>
+      <w:pPr>
+        <w:pStyle w:val="NoSpacing"/>
+      </w:pPr>
+      <w:r>
+        <w:t>Gọi lại hàm parallel_</w:t>
+      </w:r>
+      <w:proofErr w:type="gramStart"/>
+      <w:r>
+        <w:t>capture(</w:t>
+      </w:r>
+      <w:proofErr w:type="gramEnd"/>
+      <w:r>
+        <w:t>) để chụp ảnh cho vòng bắn hiện tại.</w:t>
+      </w:r>
+    </w:p>
+    <w:p>
+      <w:pPr>
+        <w:pStyle w:val="NoSpacing"/>
+      </w:pPr>
+      <w:r>
+        <w:t>Sử dụng compare_and_</w:t>
+      </w:r>
+      <w:proofErr w:type="gramStart"/>
+      <w:r>
+        <w:t>detect(</w:t>
+      </w:r>
+      <w:proofErr w:type="gramEnd"/>
+      <w:r>
+        <w:t>) để so sánh và phát hiện kết quả bia.</w:t>
+      </w:r>
+    </w:p>
+    <w:p>
+      <w:pPr>
+        <w:pStyle w:val="NoSpacing"/>
+      </w:pPr>
+    </w:p>
+    <w:p>
+      <w:pPr>
+        <w:pStyle w:val="NoSpacing"/>
+      </w:pPr>
+      <w:r>
+        <w:t xml:space="preserve">13. </w:t>
+      </w:r>
+      <w:proofErr w:type="gramStart"/>
+      <w:r>
+        <w:t>reset()</w:t>
+      </w:r>
+      <w:proofErr w:type="gramEnd"/>
+    </w:p>
+    <w:p>
+      <w:pPr>
+        <w:pStyle w:val="NoSpacing"/>
+      </w:pPr>
+      <w:r>
+        <w:t>Hàm này sẽ reset lại số lượng làn bắn và vòng bắn, đồng thời xóa tất cả các tab trong notebook.</w:t>
+      </w:r>
+    </w:p>
+    <w:p>
+      <w:pPr>
+        <w:pStyle w:val="NoSpacing"/>
+      </w:pPr>
+      <w:r>
+        <w:t>Các bước hoạt động:</w:t>
+      </w:r>
+    </w:p>
+    <w:p>
+      <w:pPr>
+        <w:pStyle w:val="NoSpacing"/>
+      </w:pPr>
+      <w:proofErr w:type="gramStart"/>
+      <w:r>
+        <w:t>Đặt lại giá trị của num_lane và num_turn về 0.</w:t>
+      </w:r>
+      <w:proofErr w:type="gramEnd"/>
+    </w:p>
+    <w:p>
+      <w:pPr>
+        <w:pStyle w:val="NoSpacing"/>
+      </w:pPr>
+      <w:r>
+        <w:t>Loại bỏ tất cả các tab trong giao diện và hiển thị thông báo.</w:t>
+      </w:r>
+    </w:p>
+    <w:p>
+      <w:pPr>
+        <w:pStyle w:val="NoSpacing"/>
+      </w:pPr>
+    </w:p>
+    <w:p>
+      <w:pPr>
+        <w:pStyle w:val="NoSpacing"/>
+      </w:pPr>
+      <w:r>
+        <w:t>14. get_current_</w:t>
+      </w:r>
+      <w:proofErr w:type="gramStart"/>
+      <w:r>
+        <w:t>tab()</w:t>
+      </w:r>
+      <w:proofErr w:type="gramEnd"/>
+    </w:p>
+    <w:p>
+      <w:pPr>
+        <w:pStyle w:val="NoSpacing"/>
+      </w:pPr>
+      <w:r>
+        <w:t>Hàm này trả về tab hiện tại đang được chọn trong Notebook.</w:t>
+      </w:r>
+    </w:p>
+    <w:p>
+      <w:pPr>
+        <w:pStyle w:val="NoSpacing"/>
+      </w:pPr>
+    </w:p>
+    <w:p>
+      <w:pPr>
+        <w:pStyle w:val="NoSpacing"/>
+      </w:pPr>
+      <w:r>
+        <w:t>15. on_</w:t>
+      </w:r>
+      <w:proofErr w:type="gramStart"/>
+      <w:r>
+        <w:t>submit(</w:t>
+      </w:r>
+      <w:proofErr w:type="gramEnd"/>
+      <w:r>
+        <w:t>param1, param2, param3, window)</w:t>
+      </w:r>
+    </w:p>
+    <w:p>
+      <w:pPr>
+        <w:pStyle w:val="NoSpacing"/>
+      </w:pPr>
+      <w:proofErr w:type="gramStart"/>
+      <w:r>
+        <w:t>Hàm này được gọi khi người dùng bấm nút "Thêm" trong cửa sổ thêm camera.</w:t>
+      </w:r>
+      <w:proofErr w:type="gramEnd"/>
+      <w:r>
+        <w:t xml:space="preserve"> Nó nhận các tham số như dải bắn, mục tiêu và camera ID, sau đó gọi add_</w:t>
+      </w:r>
+      <w:proofErr w:type="gramStart"/>
+      <w:r>
+        <w:t>camera(</w:t>
+      </w:r>
+      <w:proofErr w:type="gramEnd"/>
+      <w:r>
+        <w:t>).</w:t>
+      </w:r>
+    </w:p>
+    <w:p>
+      <w:pPr>
+        <w:pStyle w:val="NoSpacing"/>
+      </w:pPr>
+    </w:p>
+    <w:p>
+      <w:pPr>
+        <w:pStyle w:val="NoSpacing"/>
+      </w:pPr>
+      <w:r>
+        <w:t>16. add_</w:t>
+      </w:r>
+      <w:proofErr w:type="gramStart"/>
+      <w:r>
+        <w:t>camera(</w:t>
+      </w:r>
+      <w:proofErr w:type="gramEnd"/>
+      <w:r>
+        <w:t>lane, target, camera_id)</w:t>
+      </w:r>
+    </w:p>
+    <w:p>
+      <w:pPr>
+        <w:pStyle w:val="NoSpacing"/>
+      </w:pPr>
+      <w:proofErr w:type="gramStart"/>
+      <w:r>
+        <w:t>Hàm này thêm một camera vào danh sách và hiển thị thông báo.</w:t>
+      </w:r>
+      <w:proofErr w:type="gramEnd"/>
+    </w:p>
+    <w:p>
+      <w:pPr>
+        <w:pStyle w:val="NoSpacing"/>
+      </w:pPr>
+    </w:p>
+    <w:p>
+      <w:pPr>
+        <w:pStyle w:val="NoSpacing"/>
+      </w:pPr>
+      <w:r>
+        <w:t>17. add_camera_</w:t>
+      </w:r>
+      <w:proofErr w:type="gramStart"/>
+      <w:r>
+        <w:t>form()</w:t>
+      </w:r>
+      <w:proofErr w:type="gramEnd"/>
+    </w:p>
+    <w:p>
+      <w:pPr>
+        <w:pStyle w:val="NoSpacing"/>
+      </w:pPr>
+      <w:r>
+        <w:t>Hàm này tạo một cửa sổ con mới để người dùng nhập thông tin camera như dải bắn, mục tiêu và camera ID.</w:t>
+      </w:r>
+    </w:p>
+    <w:p>
+      <w:pPr>
+        <w:pStyle w:val="NoSpacing"/>
+      </w:pPr>
+      <w:r>
+        <w:t>Các bước hoạt động:</w:t>
+      </w:r>
+    </w:p>
+    <w:p>
+      <w:pPr>
+        <w:pStyle w:val="NoSpacing"/>
+      </w:pPr>
+      <w:proofErr w:type="gramStart"/>
+      <w:r>
+        <w:t>Tạo cửa sổ mới để nhập thông tin camera.</w:t>
+      </w:r>
+      <w:proofErr w:type="gramEnd"/>
+    </w:p>
+    <w:p>
+      <w:pPr>
+        <w:pStyle w:val="NoSpacing"/>
+      </w:pPr>
+      <w:proofErr w:type="gramStart"/>
+      <w:r>
+        <w:t>Gửi thông tin khi người dùng nhấn nút "Thêm".</w:t>
+      </w:r>
+      <w:proofErr w:type="gramEnd"/>
+    </w:p>
+    <w:p>
+      <w:pPr>
+        <w:pStyle w:val="NoSpacing"/>
+      </w:pPr>
+    </w:p>
+    <w:p>
+      <w:pPr>
+        <w:pStyle w:val="NoSpacing"/>
+      </w:pPr>
+      <w:r>
+        <w:t>Các nút trong giao diện:</w:t>
+      </w:r>
+    </w:p>
+    <w:p>
+      <w:pPr>
+        <w:pStyle w:val="NoSpacing"/>
+      </w:pPr>
+      <w:r>
+        <w:t>Bắt đầu bắn: Gọi hàm start_</w:t>
+      </w:r>
+      <w:proofErr w:type="gramStart"/>
+      <w:r>
+        <w:t>shooting(</w:t>
+      </w:r>
+      <w:proofErr w:type="gramEnd"/>
+      <w:r>
+        <w:t>) để bắt đầu chụp ảnh cho bia.</w:t>
+      </w:r>
+    </w:p>
+    <w:p>
+      <w:pPr>
+        <w:pStyle w:val="NoSpacing"/>
+      </w:pPr>
+      <w:r>
+        <w:t>Thêm Dải Bắn: Gọi hàm add_shooting_</w:t>
+      </w:r>
+      <w:proofErr w:type="gramStart"/>
+      <w:r>
+        <w:t>lane(</w:t>
+      </w:r>
+      <w:proofErr w:type="gramEnd"/>
+      <w:r>
+        <w:t>) để thêm một dải bắn mới.</w:t>
+      </w:r>
+    </w:p>
+    <w:p>
+      <w:pPr>
+        <w:pStyle w:val="NoSpacing"/>
+      </w:pPr>
+      <w:r>
+        <w:t>Bắt đầu bắn loạt tiếp theo: Gọi hàm add_shooting_</w:t>
+      </w:r>
+      <w:proofErr w:type="gramStart"/>
+      <w:r>
+        <w:t>turn(</w:t>
+      </w:r>
+      <w:proofErr w:type="gramEnd"/>
+      <w:r>
+        <w:t>) để thêm một vòng bắn mới.</w:t>
+      </w:r>
+    </w:p>
+    <w:p>
+      <w:pPr>
+        <w:pStyle w:val="NoSpacing"/>
+      </w:pPr>
+      <w:r>
+        <w:t>Báo bia: Gọi hàm shooting_turn_</w:t>
+      </w:r>
+      <w:proofErr w:type="gramStart"/>
+      <w:r>
+        <w:t>complete(</w:t>
+      </w:r>
+      <w:proofErr w:type="gramEnd"/>
+      <w:r>
+        <w:t>) để hoàn thành vòng bắn và chụp ảnh.</w:t>
+      </w:r>
+    </w:p>
+    <w:p>
+      <w:pPr>
+        <w:pStyle w:val="NoSpacing"/>
+      </w:pPr>
+      <w:r>
+        <w:t>Chỉnh sửa tham số: Gọi hàm open_variable_</w:t>
+      </w:r>
+      <w:proofErr w:type="gramStart"/>
+      <w:r>
+        <w:t>editor(</w:t>
+      </w:r>
+      <w:proofErr w:type="gramEnd"/>
+      <w:r>
+        <w:t>) để mở cửa sổ chỉnh sửa tham số.</w:t>
+      </w:r>
+    </w:p>
+    <w:p>
+      <w:pPr>
+        <w:pStyle w:val="NoSpacing"/>
+      </w:pPr>
+      <w:r>
+        <w:t>Thêm Camera: Gọi hàm add_camera_</w:t>
+      </w:r>
+      <w:proofErr w:type="gramStart"/>
+      <w:r>
+        <w:t>form(</w:t>
+      </w:r>
+      <w:proofErr w:type="gramEnd"/>
+      <w:r>
+        <w:t>) để thêm một camera mới.</w:t>
+      </w:r>
+    </w:p>
+    <w:p>
+      <w:pPr>
+        <w:pStyle w:val="NoSpacing"/>
+      </w:pPr>
+    </w:p>
+    <w:p>
+      <w:pPr>
+        <w:pStyle w:val="NoSpacing"/>
+      </w:pPr>
+      <w:proofErr w:type="gramStart"/>
+      <w:r>
+        <w:t># II.</w:t>
+      </w:r>
+      <w:proofErr w:type="gramEnd"/>
+      <w:r>
+        <w:t xml:space="preserve"> image_processing.py:</w:t>
+      </w:r>
+    </w:p>
+    <w:p>
+      <w:pPr>
+        <w:pStyle w:val="NoSpacing"/>
+      </w:pPr>
+      <w:proofErr w:type="gramStart"/>
+      <w:r>
+        <w:t># 1.</w:t>
+      </w:r>
+      <w:proofErr w:type="gramEnd"/>
+      <w:r>
+        <w:t xml:space="preserve"> load_</w:t>
+      </w:r>
+      <w:proofErr w:type="gramStart"/>
+      <w:r>
+        <w:t>image(</w:t>
+      </w:r>
+      <w:proofErr w:type="gramEnd"/>
+      <w:r>
+        <w:t>lane, turn, target)</w:t>
+      </w:r>
+    </w:p>
+    <w:p>
+      <w:pPr>
+        <w:pStyle w:val="NoSpacing"/>
+      </w:pPr>
+      <w:r>
+        <w:t xml:space="preserve">Mô tả: Hàm này tải một ảnh từ đường dẫn dựa trên thông tin về dải bắn, loạt bắn, và tên </w:t>
+      </w:r>
+      <w:proofErr w:type="gramStart"/>
+      <w:r>
+        <w:t>bia</w:t>
+      </w:r>
+      <w:proofErr w:type="gramEnd"/>
+      <w:r>
+        <w:t>.</w:t>
+      </w:r>
+    </w:p>
+    <w:p>
+      <w:pPr>
+        <w:pStyle w:val="NoSpacing"/>
+      </w:pPr>
+      <w:r>
+        <w:t>Tham số:</w:t>
+      </w:r>
+    </w:p>
+    <w:p>
+      <w:pPr>
+        <w:pStyle w:val="NoSpacing"/>
+      </w:pPr>
+      <w:proofErr w:type="gramStart"/>
+      <w:r>
+        <w:t>lane</w:t>
+      </w:r>
+      <w:proofErr w:type="gramEnd"/>
+      <w:r>
+        <w:t>: Dải bắn.</w:t>
+      </w:r>
+    </w:p>
+    <w:p>
+      <w:pPr>
+        <w:pStyle w:val="NoSpacing"/>
+      </w:pPr>
+      <w:proofErr w:type="gramStart"/>
+      <w:r>
+        <w:t>turn</w:t>
+      </w:r>
+      <w:proofErr w:type="gramEnd"/>
+      <w:r>
+        <w:t>: Loạt bắn.</w:t>
+      </w:r>
+    </w:p>
+    <w:p>
+      <w:pPr>
+        <w:pStyle w:val="NoSpacing"/>
+      </w:pPr>
+      <w:proofErr w:type="gramStart"/>
+      <w:r>
+        <w:t>target</w:t>
+      </w:r>
+      <w:proofErr w:type="gramEnd"/>
+      <w:r>
+        <w:t>: Tên bia.</w:t>
+      </w:r>
+    </w:p>
+    <w:p>
+      <w:pPr>
+        <w:pStyle w:val="NoSpacing"/>
+      </w:pPr>
+      <w:r>
+        <w:t>Trả về: Trả về ảnh đã tải.</w:t>
+      </w:r>
+    </w:p>
+    <w:p>
+      <w:pPr>
+        <w:pStyle w:val="NoSpacing"/>
+      </w:pPr>
+    </w:p>
+    <w:p>
+      <w:pPr>
+        <w:pStyle w:val="NoSpacing"/>
+      </w:pPr>
+      <w:proofErr w:type="gramStart"/>
+      <w:r>
+        <w:t># 2.</w:t>
+      </w:r>
+      <w:proofErr w:type="gramEnd"/>
+      <w:r>
+        <w:t xml:space="preserve"> load_</w:t>
+      </w:r>
+      <w:proofErr w:type="gramStart"/>
+      <w:r>
+        <w:t>result(</w:t>
+      </w:r>
+      <w:proofErr w:type="gramEnd"/>
+      <w:r>
+        <w:t>lane, turn, target)</w:t>
+      </w:r>
+    </w:p>
+    <w:p>
+      <w:pPr>
+        <w:pStyle w:val="NoSpacing"/>
+      </w:pPr>
+      <w:r>
+        <w:t>Mô tả: Hàm này tải kết quả ảnh đã được đánh dấu từ đường dẫn.</w:t>
+      </w:r>
+    </w:p>
+    <w:p>
+      <w:pPr>
+        <w:pStyle w:val="NoSpacing"/>
+      </w:pPr>
+      <w:r>
+        <w:t>Tham số:</w:t>
+      </w:r>
+    </w:p>
+    <w:p>
+      <w:pPr>
+        <w:pStyle w:val="NoSpacing"/>
+      </w:pPr>
+      <w:proofErr w:type="gramStart"/>
+      <w:r>
+        <w:t>lane</w:t>
+      </w:r>
+      <w:proofErr w:type="gramEnd"/>
+      <w:r>
+        <w:t>: Dải bắn.</w:t>
+      </w:r>
+    </w:p>
+    <w:p>
+      <w:pPr>
+        <w:pStyle w:val="NoSpacing"/>
+      </w:pPr>
+      <w:proofErr w:type="gramStart"/>
+      <w:r>
+        <w:t>turn</w:t>
+      </w:r>
+      <w:proofErr w:type="gramEnd"/>
+      <w:r>
+        <w:t>: Loạt bắn.</w:t>
+      </w:r>
+    </w:p>
+    <w:p>
+      <w:pPr>
+        <w:pStyle w:val="NoSpacing"/>
+      </w:pPr>
+      <w:proofErr w:type="gramStart"/>
+      <w:r>
+        <w:t>target</w:t>
+      </w:r>
+      <w:proofErr w:type="gramEnd"/>
+      <w:r>
+        <w:t>: Tên bia.</w:t>
+      </w:r>
+    </w:p>
+    <w:p>
+      <w:pPr>
+        <w:pStyle w:val="NoSpacing"/>
+      </w:pPr>
+      <w:r>
+        <w:t>Trả về: Trả về ảnh kết quả đã đánh dấu.</w:t>
+      </w:r>
+    </w:p>
+    <w:p>
+      <w:pPr>
+        <w:pStyle w:val="NoSpacing"/>
+      </w:pPr>
+    </w:p>
+    <w:p>
+      <w:pPr>
+        <w:pStyle w:val="NoSpacing"/>
+      </w:pPr>
+      <w:proofErr w:type="gramStart"/>
+      <w:r>
+        <w:t># 3.</w:t>
+      </w:r>
+      <w:proofErr w:type="gramEnd"/>
+      <w:r>
+        <w:t xml:space="preserve"> is_hole_inside_ellipse(x, y, h, k, a, b, angle)</w:t>
+      </w:r>
+    </w:p>
+    <w:p>
+      <w:pPr>
+        <w:pStyle w:val="NoSpacing"/>
+      </w:pPr>
+      <w:r>
+        <w:t>Mô tả: Kiểm tra xem một điểm có nằm trong một elip hay không, dựa vào các tham số như tọa độ điểm và các tham số của elip.</w:t>
+      </w:r>
+    </w:p>
+    <w:p>
+      <w:pPr>
+        <w:pStyle w:val="NoSpacing"/>
+      </w:pPr>
+      <w:r>
+        <w:t>Tham số:</w:t>
+      </w:r>
+    </w:p>
+    <w:p>
+      <w:pPr>
+        <w:pStyle w:val="NoSpacing"/>
+      </w:pPr>
+      <w:proofErr w:type="gramStart"/>
+      <w:r>
+        <w:t>x</w:t>
+      </w:r>
+      <w:proofErr w:type="gramEnd"/>
+      <w:r>
+        <w:t>, y: Tọa độ của điểm cần kiểm tra.</w:t>
+      </w:r>
+    </w:p>
+    <w:p>
+      <w:pPr>
+        <w:pStyle w:val="NoSpacing"/>
+      </w:pPr>
+      <w:proofErr w:type="gramStart"/>
+      <w:r>
+        <w:t>h</w:t>
+      </w:r>
+      <w:proofErr w:type="gramEnd"/>
+      <w:r>
+        <w:t>, k: Tọa độ tâm của elip.</w:t>
+      </w:r>
+    </w:p>
+    <w:p>
+      <w:pPr>
+        <w:pStyle w:val="NoSpacing"/>
+      </w:pPr>
+      <w:proofErr w:type="gramStart"/>
+      <w:r>
+        <w:t>a</w:t>
+      </w:r>
+      <w:proofErr w:type="gramEnd"/>
+      <w:r>
+        <w:t>, b: Bán trục lớn và bán trục nhỏ của elip.</w:t>
+      </w:r>
+    </w:p>
+    <w:p>
+      <w:pPr>
+        <w:pStyle w:val="NoSpacing"/>
+      </w:pPr>
+      <w:proofErr w:type="gramStart"/>
+      <w:r>
+        <w:t>angle</w:t>
+      </w:r>
+      <w:proofErr w:type="gramEnd"/>
+      <w:r>
+        <w:t>: Góc quay của elip.</w:t>
+      </w:r>
+    </w:p>
+    <w:p>
+      <w:pPr>
+        <w:pStyle w:val="NoSpacing"/>
+      </w:pPr>
+      <w:r>
+        <w:t>Trả về: True nếu điểm nằm trong elip, ngược lại trả về False.</w:t>
+      </w:r>
+    </w:p>
+    <w:p>
+      <w:pPr>
+        <w:pStyle w:val="NoSpacing"/>
+      </w:pPr>
+    </w:p>
+    <w:p>
+      <w:pPr>
+        <w:pStyle w:val="NoSpacing"/>
+      </w:pPr>
+      <w:proofErr w:type="gramStart"/>
+      <w:r>
+        <w:t># 4.</w:t>
+      </w:r>
+      <w:proofErr w:type="gramEnd"/>
+      <w:r>
+        <w:t xml:space="preserve"> get_bullet_</w:t>
+      </w:r>
+      <w:proofErr w:type="gramStart"/>
+      <w:r>
+        <w:t>holes(</w:t>
+      </w:r>
+      <w:proofErr w:type="gramEnd"/>
+      <w:r>
+        <w:t>lane, turn)</w:t>
+      </w:r>
+    </w:p>
+    <w:p>
+      <w:pPr>
+        <w:pStyle w:val="NoSpacing"/>
+      </w:pPr>
+      <w:r>
+        <w:t>Mô tả: Trả về các lỗ đạn của một dải bắn và loạt bắn cụ thể.</w:t>
+      </w:r>
+    </w:p>
+    <w:p>
+      <w:pPr>
+        <w:pStyle w:val="NoSpacing"/>
+      </w:pPr>
+      <w:r>
+        <w:t>Tham số:</w:t>
+      </w:r>
+    </w:p>
+    <w:p>
+      <w:pPr>
+        <w:pStyle w:val="NoSpacing"/>
+      </w:pPr>
+      <w:proofErr w:type="gramStart"/>
+      <w:r>
+        <w:t>lane</w:t>
+      </w:r>
+      <w:proofErr w:type="gramEnd"/>
+      <w:r>
+        <w:t>: Dải bắn.</w:t>
+      </w:r>
+    </w:p>
+    <w:p>
+      <w:pPr>
+        <w:pStyle w:val="NoSpacing"/>
+      </w:pPr>
+      <w:proofErr w:type="gramStart"/>
+      <w:r>
+        <w:t>turn</w:t>
+      </w:r>
+      <w:proofErr w:type="gramEnd"/>
+      <w:r>
+        <w:t>: Loạt bắn.</w:t>
+      </w:r>
+    </w:p>
+    <w:p>
+      <w:pPr>
+        <w:pStyle w:val="NoSpacing"/>
+      </w:pPr>
+      <w:r>
+        <w:t>Trả về: Các lỗ đạn của dải bắn và loạt bắn tương ứng.</w:t>
+      </w:r>
+    </w:p>
+    <w:p>
+      <w:pPr>
+        <w:pStyle w:val="NoSpacing"/>
+      </w:pPr>
+    </w:p>
+    <w:p>
+      <w:pPr>
+        <w:pStyle w:val="NoSpacing"/>
+      </w:pPr>
+      <w:proofErr w:type="gramStart"/>
+      <w:r>
+        <w:t># 5.</w:t>
+      </w:r>
+      <w:proofErr w:type="gramEnd"/>
+      <w:r>
+        <w:t xml:space="preserve"> get_elipse_target_</w:t>
+      </w:r>
+      <w:proofErr w:type="gramStart"/>
+      <w:r>
+        <w:t>center(</w:t>
+      </w:r>
+      <w:proofErr w:type="gramEnd"/>
+      <w:r>
+        <w:t>image)</w:t>
+      </w:r>
+    </w:p>
+    <w:p>
+      <w:pPr>
+        <w:pStyle w:val="NoSpacing"/>
+      </w:pPr>
+      <w:r>
+        <w:t xml:space="preserve">Mô tả: Tìm vị trí của tên </w:t>
+      </w:r>
+      <w:proofErr w:type="gramStart"/>
+      <w:r>
+        <w:t>bia</w:t>
+      </w:r>
+      <w:proofErr w:type="gramEnd"/>
+      <w:r>
+        <w:t xml:space="preserve"> có hình elip trong ảnh, bao gồm các tham số như bán trục, tâm và góc quay của elip.</w:t>
+      </w:r>
+    </w:p>
+    <w:p>
+      <w:pPr>
+        <w:pStyle w:val="NoSpacing"/>
+      </w:pPr>
+      <w:r>
+        <w:t>Tham số:</w:t>
+      </w:r>
+    </w:p>
+    <w:p>
+      <w:pPr>
+        <w:pStyle w:val="NoSpacing"/>
+      </w:pPr>
+      <w:proofErr w:type="gramStart"/>
+      <w:r>
+        <w:t>image</w:t>
+      </w:r>
+      <w:proofErr w:type="gramEnd"/>
+      <w:r>
+        <w:t>: Ảnh chứa tên bia.</w:t>
+      </w:r>
+    </w:p>
+    <w:p>
+      <w:pPr>
+        <w:pStyle w:val="NoSpacing"/>
+      </w:pPr>
+      <w:r>
+        <w:t>Trả về: Các tham số của elip gồm bán trục lớn, bán trục nhỏ, tọa độ tâm và góc quay.</w:t>
+      </w:r>
+    </w:p>
+    <w:p>
+      <w:pPr>
+        <w:pStyle w:val="NoSpacing"/>
+      </w:pPr>
+    </w:p>
+    <w:p>
+      <w:pPr>
+        <w:pStyle w:val="NoSpacing"/>
+      </w:pPr>
+      <w:proofErr w:type="gramStart"/>
+      <w:r>
+        <w:lastRenderedPageBreak/>
+        <w:t># 6.</w:t>
+      </w:r>
+      <w:proofErr w:type="gramEnd"/>
+      <w:r>
+        <w:t xml:space="preserve"> draw_debug_</w:t>
+      </w:r>
+      <w:proofErr w:type="gramStart"/>
+      <w:r>
+        <w:t>elipse(</w:t>
+      </w:r>
+      <w:proofErr w:type="gramEnd"/>
+      <w:r>
+        <w:t>image, a, b, h, k, angle)</w:t>
+      </w:r>
+    </w:p>
+    <w:p>
+      <w:pPr>
+        <w:pStyle w:val="NoSpacing"/>
+      </w:pPr>
+      <w:r>
+        <w:t>Mô tả: Vẽ elip trên ảnh để kiểm tra và debug.</w:t>
+      </w:r>
+    </w:p>
+    <w:p>
+      <w:pPr>
+        <w:pStyle w:val="NoSpacing"/>
+      </w:pPr>
+      <w:r>
+        <w:t>Tham số:</w:t>
+      </w:r>
+    </w:p>
+    <w:p>
+      <w:pPr>
+        <w:pStyle w:val="NoSpacing"/>
+      </w:pPr>
+      <w:proofErr w:type="gramStart"/>
+      <w:r>
+        <w:t>image</w:t>
+      </w:r>
+      <w:proofErr w:type="gramEnd"/>
+      <w:r>
+        <w:t>: Ảnh cần vẽ elip lên.</w:t>
+      </w:r>
+    </w:p>
+    <w:p>
+      <w:pPr>
+        <w:pStyle w:val="NoSpacing"/>
+      </w:pPr>
+      <w:proofErr w:type="gramStart"/>
+      <w:r>
+        <w:t>a</w:t>
+      </w:r>
+      <w:proofErr w:type="gramEnd"/>
+      <w:r>
+        <w:t>, b: Bán trục của elip.</w:t>
+      </w:r>
+    </w:p>
+    <w:p>
+      <w:pPr>
+        <w:pStyle w:val="NoSpacing"/>
+      </w:pPr>
+      <w:proofErr w:type="gramStart"/>
+      <w:r>
+        <w:t>h</w:t>
+      </w:r>
+      <w:proofErr w:type="gramEnd"/>
+      <w:r>
+        <w:t>, k: Tọa độ tâm của elip.</w:t>
+      </w:r>
+    </w:p>
+    <w:p>
+      <w:pPr>
+        <w:pStyle w:val="NoSpacing"/>
+      </w:pPr>
+      <w:proofErr w:type="gramStart"/>
+      <w:r>
+        <w:t>angle</w:t>
+      </w:r>
+      <w:proofErr w:type="gramEnd"/>
+      <w:r>
+        <w:t>: Góc quay của elip.</w:t>
+      </w:r>
+    </w:p>
+    <w:p>
+      <w:pPr>
+        <w:pStyle w:val="NoSpacing"/>
+      </w:pPr>
+    </w:p>
+    <w:p>
+      <w:pPr>
+        <w:pStyle w:val="NoSpacing"/>
+      </w:pPr>
+      <w:proofErr w:type="gramStart"/>
+      <w:r>
+        <w:t># 7.</w:t>
+      </w:r>
+      <w:proofErr w:type="gramEnd"/>
+      <w:r>
+        <w:t xml:space="preserve"> calculate_</w:t>
+      </w:r>
+      <w:proofErr w:type="gramStart"/>
+      <w:r>
+        <w:t>score(</w:t>
+      </w:r>
+      <w:proofErr w:type="gramEnd"/>
+      <w:r>
+        <w:t>lane, turn, target)</w:t>
+      </w:r>
+    </w:p>
+    <w:p>
+      <w:pPr>
+        <w:pStyle w:val="NoSpacing"/>
+      </w:pPr>
+      <w:r>
+        <w:t>Mô tả: Tính toán điểm số cho các lỗ đạn dựa trên vị trí của chúng so với elip.</w:t>
+      </w:r>
+    </w:p>
+    <w:p>
+      <w:pPr>
+        <w:pStyle w:val="NoSpacing"/>
+      </w:pPr>
+      <w:r>
+        <w:t>Tham số:</w:t>
+      </w:r>
+    </w:p>
+    <w:p>
+      <w:pPr>
+        <w:pStyle w:val="NoSpacing"/>
+      </w:pPr>
+      <w:proofErr w:type="gramStart"/>
+      <w:r>
+        <w:t>lane</w:t>
+      </w:r>
+      <w:proofErr w:type="gramEnd"/>
+      <w:r>
+        <w:t>: Dải bắn.</w:t>
+      </w:r>
+    </w:p>
+    <w:p>
+      <w:pPr>
+        <w:pStyle w:val="NoSpacing"/>
+      </w:pPr>
+      <w:proofErr w:type="gramStart"/>
+      <w:r>
+        <w:t>turn</w:t>
+      </w:r>
+      <w:proofErr w:type="gramEnd"/>
+      <w:r>
+        <w:t>: Loạt bắn.</w:t>
+      </w:r>
+    </w:p>
+    <w:p>
+      <w:pPr>
+        <w:pStyle w:val="NoSpacing"/>
+      </w:pPr>
+      <w:proofErr w:type="gramStart"/>
+      <w:r>
+        <w:t>target</w:t>
+      </w:r>
+      <w:proofErr w:type="gramEnd"/>
+      <w:r>
+        <w:t>: Tên bia.</w:t>
+      </w:r>
+    </w:p>
+    <w:p>
+      <w:pPr>
+        <w:pStyle w:val="NoSpacing"/>
+      </w:pPr>
+      <w:r>
+        <w:t>Trả về: Không có giá trị trả về, nhưng thông báo điểm số sẽ được hiển thị.</w:t>
+      </w:r>
+    </w:p>
+    <w:p>
+      <w:pPr>
+        <w:pStyle w:val="NoSpacing"/>
+      </w:pPr>
+    </w:p>
+    <w:p>
+      <w:pPr>
+        <w:pStyle w:val="NoSpacing"/>
+      </w:pPr>
+      <w:proofErr w:type="gramStart"/>
+      <w:r>
+        <w:t># 8.</w:t>
+      </w:r>
+      <w:proofErr w:type="gramEnd"/>
+      <w:r>
+        <w:t xml:space="preserve"> on_image_</w:t>
+      </w:r>
+      <w:proofErr w:type="gramStart"/>
+      <w:r>
+        <w:t>click(</w:t>
+      </w:r>
+      <w:proofErr w:type="gramEnd"/>
+      <w:r>
+        <w:t>event, canvas, img, text_entries, lane, turn, target)</w:t>
+      </w:r>
+    </w:p>
+    <w:p>
+      <w:pPr>
+        <w:pStyle w:val="NoSpacing"/>
+      </w:pPr>
+      <w:r>
+        <w:t>Mô tả: Hàm này xử lý sự kiện khi người dùng nhấp chuột lên ảnh để đánh dấu lỗ đạn và tính toán điểm.</w:t>
+      </w:r>
+    </w:p>
+    <w:p>
+      <w:pPr>
+        <w:pStyle w:val="NoSpacing"/>
+      </w:pPr>
+      <w:r>
+        <w:t>Tham số:</w:t>
+      </w:r>
+    </w:p>
+    <w:p>
+      <w:pPr>
+        <w:pStyle w:val="NoSpacing"/>
+      </w:pPr>
+      <w:proofErr w:type="gramStart"/>
+      <w:r>
+        <w:t>event</w:t>
+      </w:r>
+      <w:proofErr w:type="gramEnd"/>
+      <w:r>
+        <w:t>: Sự kiện chuột nhấp.</w:t>
+      </w:r>
+    </w:p>
+    <w:p>
+      <w:pPr>
+        <w:pStyle w:val="NoSpacing"/>
+      </w:pPr>
+      <w:proofErr w:type="gramStart"/>
+      <w:r>
+        <w:t>canvas</w:t>
+      </w:r>
+      <w:proofErr w:type="gramEnd"/>
+      <w:r>
+        <w:t>: Kênh vẽ (canvas) trên giao diện người dùng.</w:t>
+      </w:r>
+    </w:p>
+    <w:p>
+      <w:pPr>
+        <w:pStyle w:val="NoSpacing"/>
+      </w:pPr>
+      <w:proofErr w:type="gramStart"/>
+      <w:r>
+        <w:t>img</w:t>
+      </w:r>
+      <w:proofErr w:type="gramEnd"/>
+      <w:r>
+        <w:t>: Ảnh cần xử lý.</w:t>
+      </w:r>
+    </w:p>
+    <w:p>
+      <w:pPr>
+        <w:pStyle w:val="NoSpacing"/>
+      </w:pPr>
+      <w:r>
+        <w:t>text_entries: Các ô nhập liệu.</w:t>
+      </w:r>
+    </w:p>
+    <w:p>
+      <w:pPr>
+        <w:pStyle w:val="NoSpacing"/>
+      </w:pPr>
+      <w:proofErr w:type="gramStart"/>
+      <w:r>
+        <w:t>lane</w:t>
+      </w:r>
+      <w:proofErr w:type="gramEnd"/>
+      <w:r>
+        <w:t>: Dải bắn.</w:t>
+      </w:r>
+    </w:p>
+    <w:p>
+      <w:pPr>
+        <w:pStyle w:val="NoSpacing"/>
+      </w:pPr>
+      <w:proofErr w:type="gramStart"/>
+      <w:r>
+        <w:t>turn</w:t>
+      </w:r>
+      <w:proofErr w:type="gramEnd"/>
+      <w:r>
+        <w:t>: Loạt bắn.</w:t>
+      </w:r>
+    </w:p>
+    <w:p>
+      <w:pPr>
+        <w:pStyle w:val="NoSpacing"/>
+      </w:pPr>
+      <w:proofErr w:type="gramStart"/>
+      <w:r>
+        <w:t>target</w:t>
+      </w:r>
+      <w:proofErr w:type="gramEnd"/>
+      <w:r>
+        <w:t>: Tên bia.</w:t>
+      </w:r>
+    </w:p>
+    <w:p>
+      <w:pPr>
+        <w:pStyle w:val="NoSpacing"/>
+      </w:pPr>
+    </w:p>
+    <w:p>
+      <w:pPr>
+        <w:pStyle w:val="NoSpacing"/>
+      </w:pPr>
+      <w:proofErr w:type="gramStart"/>
+      <w:r>
+        <w:t># 9.</w:t>
+      </w:r>
+      <w:proofErr w:type="gramEnd"/>
+      <w:r>
+        <w:t xml:space="preserve"> save_</w:t>
+      </w:r>
+      <w:proofErr w:type="gramStart"/>
+      <w:r>
+        <w:t>image(</w:t>
+      </w:r>
+      <w:proofErr w:type="gramEnd"/>
+      <w:r>
+        <w:t>image, lane, turn, target)</w:t>
+      </w:r>
+    </w:p>
+    <w:p>
+      <w:pPr>
+        <w:pStyle w:val="NoSpacing"/>
+      </w:pPr>
+      <w:r>
+        <w:t xml:space="preserve">Mô tả: Lưu ảnh đã xử lý vào </w:t>
+      </w:r>
+      <w:proofErr w:type="gramStart"/>
+      <w:r>
+        <w:t>thư</w:t>
+      </w:r>
+      <w:proofErr w:type="gramEnd"/>
+      <w:r>
+        <w:t xml:space="preserve"> mục với tên động.</w:t>
+      </w:r>
+    </w:p>
+    <w:p>
+      <w:pPr>
+        <w:pStyle w:val="NoSpacing"/>
+      </w:pPr>
+      <w:r>
+        <w:t>Tham số:</w:t>
+      </w:r>
+    </w:p>
+    <w:p>
+      <w:pPr>
+        <w:pStyle w:val="NoSpacing"/>
+      </w:pPr>
+      <w:proofErr w:type="gramStart"/>
+      <w:r>
+        <w:t>image</w:t>
+      </w:r>
+      <w:proofErr w:type="gramEnd"/>
+      <w:r>
+        <w:t>: Ảnh cần lưu.</w:t>
+      </w:r>
+    </w:p>
+    <w:p>
+      <w:pPr>
+        <w:pStyle w:val="NoSpacing"/>
+      </w:pPr>
+      <w:proofErr w:type="gramStart"/>
+      <w:r>
+        <w:t>lane</w:t>
+      </w:r>
+      <w:proofErr w:type="gramEnd"/>
+      <w:r>
+        <w:t>: Dải bắn.</w:t>
+      </w:r>
+    </w:p>
+    <w:p>
+      <w:pPr>
+        <w:pStyle w:val="NoSpacing"/>
+      </w:pPr>
+      <w:proofErr w:type="gramStart"/>
+      <w:r>
+        <w:t>turn</w:t>
+      </w:r>
+      <w:proofErr w:type="gramEnd"/>
+      <w:r>
+        <w:t>: Loạt bắn.</w:t>
+      </w:r>
+    </w:p>
+    <w:p>
+      <w:pPr>
+        <w:pStyle w:val="NoSpacing"/>
+      </w:pPr>
+      <w:proofErr w:type="gramStart"/>
+      <w:r>
+        <w:t>target</w:t>
+      </w:r>
+      <w:proofErr w:type="gramEnd"/>
+      <w:r>
+        <w:t>: Tên bia.</w:t>
+      </w:r>
+    </w:p>
+    <w:p>
+      <w:pPr>
+        <w:pStyle w:val="NoSpacing"/>
+      </w:pPr>
+    </w:p>
+    <w:p>
+      <w:pPr>
+        <w:pStyle w:val="NoSpacing"/>
+      </w:pPr>
+      <w:proofErr w:type="gramStart"/>
+      <w:r>
+        <w:t># 10.</w:t>
+      </w:r>
+      <w:proofErr w:type="gramEnd"/>
+      <w:r>
+        <w:t xml:space="preserve"> is_hole_already_exist(x, y, w, h)</w:t>
+      </w:r>
+    </w:p>
+    <w:p>
+      <w:pPr>
+        <w:pStyle w:val="NoSpacing"/>
+      </w:pPr>
+      <w:r>
+        <w:t>Mô tả: Kiểm tra xem lỗ đạn đã tồn tại hay chưa, nếu có thì không thêm vào.</w:t>
+      </w:r>
+    </w:p>
+    <w:p>
+      <w:pPr>
+        <w:pStyle w:val="NoSpacing"/>
+      </w:pPr>
+      <w:r>
+        <w:t>Tham số:</w:t>
+      </w:r>
+    </w:p>
+    <w:p>
+      <w:pPr>
+        <w:pStyle w:val="NoSpacing"/>
+      </w:pPr>
+      <w:proofErr w:type="gramStart"/>
+      <w:r>
+        <w:t>x</w:t>
+      </w:r>
+      <w:proofErr w:type="gramEnd"/>
+      <w:r>
+        <w:t>, y: Tọa độ của lỗ đạn.</w:t>
+      </w:r>
+    </w:p>
+    <w:p>
+      <w:pPr>
+        <w:pStyle w:val="NoSpacing"/>
+      </w:pPr>
+      <w:proofErr w:type="gramStart"/>
+      <w:r>
+        <w:t>w</w:t>
+      </w:r>
+      <w:proofErr w:type="gramEnd"/>
+      <w:r>
+        <w:t>, h: Kích thước của lỗ đạn.</w:t>
+      </w:r>
+    </w:p>
+    <w:p>
+      <w:pPr>
+        <w:pStyle w:val="NoSpacing"/>
+      </w:pPr>
+      <w:r>
+        <w:t xml:space="preserve">Trả về: True nếu lỗ đạn đã tồn tại, </w:t>
+      </w:r>
+      <w:proofErr w:type="gramStart"/>
+      <w:r>
+        <w:t>False</w:t>
+      </w:r>
+      <w:proofErr w:type="gramEnd"/>
+      <w:r>
+        <w:t xml:space="preserve"> nếu chưa.</w:t>
+      </w:r>
+    </w:p>
+    <w:p>
+      <w:pPr>
+        <w:pStyle w:val="NoSpacing"/>
+      </w:pPr>
+    </w:p>
+    <w:p>
+      <w:pPr>
+        <w:pStyle w:val="NoSpacing"/>
+      </w:pPr>
+      <w:proofErr w:type="gramStart"/>
+      <w:r>
+        <w:t># 11.</w:t>
+      </w:r>
+      <w:proofErr w:type="gramEnd"/>
+      <w:r>
+        <w:t xml:space="preserve"> draw_</w:t>
+      </w:r>
+      <w:proofErr w:type="gramStart"/>
+      <w:r>
+        <w:t>debug(</w:t>
+      </w:r>
+      <w:proofErr w:type="gramEnd"/>
+      <w:r>
+        <w:t>image, x, y, r, turn)</w:t>
+      </w:r>
+    </w:p>
+    <w:p>
+      <w:pPr>
+        <w:pStyle w:val="NoSpacing"/>
+      </w:pPr>
+      <w:r>
+        <w:t>Mô tả: Vẽ hộp bao quanh lỗ đạn và đánh dấu loạt bắn lên ảnh.</w:t>
+      </w:r>
+    </w:p>
+    <w:p>
+      <w:pPr>
+        <w:pStyle w:val="NoSpacing"/>
+      </w:pPr>
+      <w:r>
+        <w:t>Tham số:</w:t>
+      </w:r>
+    </w:p>
+    <w:p>
+      <w:pPr>
+        <w:pStyle w:val="NoSpacing"/>
+      </w:pPr>
+      <w:proofErr w:type="gramStart"/>
+      <w:r>
+        <w:t>image</w:t>
+      </w:r>
+      <w:proofErr w:type="gramEnd"/>
+      <w:r>
+        <w:t>: Ảnh cần vẽ.</w:t>
+      </w:r>
+    </w:p>
+    <w:p>
+      <w:pPr>
+        <w:pStyle w:val="NoSpacing"/>
+      </w:pPr>
+      <w:proofErr w:type="gramStart"/>
+      <w:r>
+        <w:t>x</w:t>
+      </w:r>
+      <w:proofErr w:type="gramEnd"/>
+      <w:r>
+        <w:t>, y: Tọa độ của lỗ đạn.</w:t>
+      </w:r>
+    </w:p>
+    <w:p>
+      <w:pPr>
+        <w:pStyle w:val="NoSpacing"/>
+      </w:pPr>
+      <w:proofErr w:type="gramStart"/>
+      <w:r>
+        <w:t>r</w:t>
+      </w:r>
+      <w:proofErr w:type="gramEnd"/>
+      <w:r>
+        <w:t>: Bán kính của lỗ đạn.</w:t>
+      </w:r>
+    </w:p>
+    <w:p>
+      <w:pPr>
+        <w:pStyle w:val="NoSpacing"/>
+      </w:pPr>
+      <w:proofErr w:type="gramStart"/>
+      <w:r>
+        <w:t>turn</w:t>
+      </w:r>
+      <w:proofErr w:type="gramEnd"/>
+      <w:r>
+        <w:t>: Loạt bắn.</w:t>
+      </w:r>
+    </w:p>
+    <w:p>
+      <w:pPr>
+        <w:pStyle w:val="NoSpacing"/>
+      </w:pPr>
+    </w:p>
+    <w:p>
+      <w:pPr>
+        <w:pStyle w:val="NoSpacing"/>
+      </w:pPr>
+      <w:proofErr w:type="gramStart"/>
+      <w:r>
+        <w:t># 12.</w:t>
+      </w:r>
+      <w:proofErr w:type="gramEnd"/>
+      <w:r>
+        <w:t xml:space="preserve"> circularity_</w:t>
+      </w:r>
+      <w:proofErr w:type="gramStart"/>
+      <w:r>
+        <w:t>check(</w:t>
+      </w:r>
+      <w:proofErr w:type="gramEnd"/>
+      <w:r>
+        <w:t>image, x, y, r)</w:t>
+      </w:r>
+    </w:p>
+    <w:p>
+      <w:pPr>
+        <w:pStyle w:val="NoSpacing"/>
+      </w:pPr>
+      <w:r>
+        <w:t>Mô tả: Kiểm tra tính tròn của lỗ đạn bằng cách tính circularity và độ tương phản.</w:t>
+      </w:r>
+    </w:p>
+    <w:p>
+      <w:pPr>
+        <w:pStyle w:val="NoSpacing"/>
+      </w:pPr>
+      <w:r>
+        <w:t>Tham số:</w:t>
+      </w:r>
+    </w:p>
+    <w:p>
+      <w:pPr>
+        <w:pStyle w:val="NoSpacing"/>
+      </w:pPr>
+      <w:proofErr w:type="gramStart"/>
+      <w:r>
+        <w:t>image</w:t>
+      </w:r>
+      <w:proofErr w:type="gramEnd"/>
+      <w:r>
+        <w:t>: Ảnh cần kiểm tra.</w:t>
+      </w:r>
+    </w:p>
+    <w:p>
+      <w:pPr>
+        <w:pStyle w:val="NoSpacing"/>
+      </w:pPr>
+      <w:proofErr w:type="gramStart"/>
+      <w:r>
+        <w:t>x</w:t>
+      </w:r>
+      <w:proofErr w:type="gramEnd"/>
+      <w:r>
+        <w:t>, y: Tọa độ trung tâm của vòng tròn.</w:t>
+      </w:r>
+    </w:p>
+    <w:p>
+      <w:pPr>
+        <w:pStyle w:val="NoSpacing"/>
+      </w:pPr>
+      <w:proofErr w:type="gramStart"/>
+      <w:r>
+        <w:t>r</w:t>
+      </w:r>
+      <w:proofErr w:type="gramEnd"/>
+      <w:r>
+        <w:t>: Bán kính của vòng tròn.</w:t>
+      </w:r>
+    </w:p>
+    <w:p>
+      <w:pPr>
+        <w:pStyle w:val="NoSpacing"/>
+      </w:pPr>
+      <w:r>
+        <w:t xml:space="preserve">Trả về: True nếu vòng tròn có circularity hợp lệ, </w:t>
+      </w:r>
+      <w:proofErr w:type="gramStart"/>
+      <w:r>
+        <w:t>False</w:t>
+      </w:r>
+      <w:proofErr w:type="gramEnd"/>
+      <w:r>
+        <w:t xml:space="preserve"> nếu không.</w:t>
+      </w:r>
+    </w:p>
+    <w:p>
+      <w:pPr>
+        <w:pStyle w:val="NoSpacing"/>
+      </w:pPr>
+    </w:p>
+    <w:p>
+      <w:pPr>
+        <w:pStyle w:val="NoSpacing"/>
+      </w:pPr>
+      <w:proofErr w:type="gramStart"/>
+      <w:r>
+        <w:t># 13.</w:t>
+      </w:r>
+      <w:proofErr w:type="gramEnd"/>
+      <w:r>
+        <w:t xml:space="preserve"> compare_and_</w:t>
+      </w:r>
+      <w:proofErr w:type="gramStart"/>
+      <w:r>
+        <w:t>detect(</w:t>
+      </w:r>
+      <w:proofErr w:type="gramEnd"/>
+      <w:r>
+        <w:t>lane, turn, target)</w:t>
+      </w:r>
+    </w:p>
+    <w:p>
+      <w:pPr>
+        <w:pStyle w:val="NoSpacing"/>
+      </w:pPr>
+      <w:r>
+        <w:t>Mô tả: So sánh hai ảnh (trước và sau) của một loạt bắn để phát hiện sự thay đổi và các lỗ đạn.</w:t>
+      </w:r>
+    </w:p>
+    <w:p>
+      <w:pPr>
+        <w:pStyle w:val="NoSpacing"/>
+      </w:pPr>
+      <w:r>
+        <w:t>Tham số:</w:t>
+      </w:r>
+    </w:p>
+    <w:p>
+      <w:pPr>
+        <w:pStyle w:val="NoSpacing"/>
+      </w:pPr>
+      <w:proofErr w:type="gramStart"/>
+      <w:r>
+        <w:t>lane</w:t>
+      </w:r>
+      <w:proofErr w:type="gramEnd"/>
+      <w:r>
+        <w:t>: Dải bắn.</w:t>
+      </w:r>
+    </w:p>
+    <w:p>
+      <w:pPr>
+        <w:pStyle w:val="NoSpacing"/>
+      </w:pPr>
+      <w:proofErr w:type="gramStart"/>
+      <w:r>
+        <w:t>turn</w:t>
+      </w:r>
+      <w:proofErr w:type="gramEnd"/>
+      <w:r>
+        <w:t>: Loạt bắn.</w:t>
+      </w:r>
+    </w:p>
+    <w:p>
+      <w:pPr>
+        <w:pStyle w:val="NoSpacing"/>
+      </w:pPr>
+      <w:proofErr w:type="gramStart"/>
+      <w:r>
+        <w:t>target</w:t>
+      </w:r>
+      <w:proofErr w:type="gramEnd"/>
+      <w:r>
+        <w:t>: Tên bia.</w:t>
+      </w:r>
     </w:p>
     <w:sectPr>
       <w:pgSz w:w="11907" w:h="16840" w:code="9"/>
